--- a/docs/ranking_akimai.docx
+++ b/docs/ranking_akimai.docx
@@ -12,7 +12,7 @@
     </w:p>
     <w:p>
       <w:r>
-        <w:t>Фактический алгоритм в текущем коде · 25.10.2026</w:t>
+        <w:t>Фактический алгоритм в текущем коде · 26.10.2026</w:t>
       </w:r>
     </w:p>
     <w:p>
@@ -635,7 +635,7 @@
     </w:p>
     <w:p>
       <w:r>
-        <w:t>Yandex AI Studio получает ограниченный набор фактов профиля и может предложить не более двух типов инструмента с указанием полей-оснований. Сервер проверяет эти основания. ИИ не меняет обязательные фильтры, не добавляет предложения и не определяет вероятность одобрения. При ошибке ИИ ранжирование идёт по правилам.</w:t>
+        <w:t>Yandex AI Studio получает ограниченный набор фактов профиля через OpenAI-совместимый endpoint https://ai.api.cloud.yandex.net/v1 и модель gpt://&lt;folder_id&gt;/yandexgpt/latest. ИИ может предложить не более двух типов инструмента с указанием полей-оснований. Сервер проверяет эти основания. ИИ не меняет обязательные фильтры, не добавляет предложения и не определяет вероятность одобрения. При ошибке, пустом ответе или таймауте 8 секунд ранжирование идёт по правилам.</w:t>
       </w:r>
     </w:p>
     <w:p>
